--- a/00-首页/题组Word/初赛模拟卷（老·I~IX）/真题版式/初赛模拟卷IV（非有机·学生版·真题版式）.docx
+++ b/00-首页/题组Word/初赛模拟卷（老·I~IX）/真题版式/初赛模拟卷IV（非有机·学生版·真题版式）.docx
@@ -2120,7 +2120,7 @@
       <w:r>
         <w:drawing>
           <wp:inline>
-            <wp:extent cx="2520000" cy="3828091"/>
+            <wp:extent cx="1564100" cy="2376000"/>
             <wp:effectExtent b="0" l="0" r="0" t="0"/>
             <wp:docPr descr="" title="" id="28" name="Picture"/>
             <a:graphic>
@@ -2141,7 +2141,7 @@
                   <pic:spPr bwMode="auto">
                     <a:xfrm>
                       <a:off x="0" y="0"/>
-                      <a:ext cx="2520000" cy="3828091"/>
+                      <a:ext cx="1564100" cy="2376000"/>
                     </a:xfrm>
                     <a:prstGeom prst="rect">
                       <a:avLst/>
@@ -2317,7 +2317,7 @@
       <w:r>
         <w:drawing>
           <wp:inline>
-            <wp:extent cx="3600000" cy="1622535"/>
+            <wp:extent cx="2520000" cy="1135774"/>
             <wp:effectExtent b="0" l="0" r="0" t="0"/>
             <wp:docPr descr="" title="" id="31" name="Picture"/>
             <a:graphic>
@@ -2338,7 +2338,7 @@
                   <pic:spPr bwMode="auto">
                     <a:xfrm>
                       <a:off x="0" y="0"/>
-                      <a:ext cx="3600000" cy="1622535"/>
+                      <a:ext cx="2520000" cy="1135774"/>
                     </a:xfrm>
                     <a:prstGeom prst="rect">
                       <a:avLst/>
@@ -3639,7 +3639,7 @@
       <w:r>
         <w:drawing>
           <wp:inline>
-            <wp:extent cx="2520000" cy="4601365"/>
+            <wp:extent cx="1301248" cy="2376000"/>
             <wp:effectExtent b="0" l="0" r="0" t="0"/>
             <wp:docPr descr="" title="" id="35" name="Picture"/>
             <a:graphic>
@@ -3660,7 +3660,7 @@
                   <pic:spPr bwMode="auto">
                     <a:xfrm>
                       <a:off x="0" y="0"/>
-                      <a:ext cx="2520000" cy="4601365"/>
+                      <a:ext cx="1301248" cy="2376000"/>
                     </a:xfrm>
                     <a:prstGeom prst="rect">
                       <a:avLst/>
@@ -4225,7 +4225,7 @@
       <w:r>
         <w:drawing>
           <wp:inline>
-            <wp:extent cx="3240000" cy="2514375"/>
+            <wp:extent cx="2015999" cy="1564499"/>
             <wp:effectExtent b="0" l="0" r="0" t="0"/>
             <wp:docPr descr="" title="" id="39" name="Picture"/>
             <a:graphic>
@@ -4246,7 +4246,7 @@
                   <pic:spPr bwMode="auto">
                     <a:xfrm>
                       <a:off x="0" y="0"/>
-                      <a:ext cx="3240000" cy="2514375"/>
+                      <a:ext cx="2015999" cy="1564499"/>
                     </a:xfrm>
                     <a:prstGeom prst="rect">
                       <a:avLst/>
@@ -4287,7 +4287,7 @@
       <w:r>
         <w:drawing>
           <wp:inline>
-            <wp:extent cx="3600000" cy="2441823"/>
+            <wp:extent cx="2520000" cy="1709276"/>
             <wp:effectExtent b="0" l="0" r="0" t="0"/>
             <wp:docPr descr="" title="" id="42" name="Picture"/>
             <a:graphic>
@@ -4308,7 +4308,7 @@
                   <pic:spPr bwMode="auto">
                     <a:xfrm>
                       <a:off x="0" y="0"/>
-                      <a:ext cx="3600000" cy="2441823"/>
+                      <a:ext cx="2520000" cy="1709276"/>
                     </a:xfrm>
                     <a:prstGeom prst="rect">
                       <a:avLst/>
@@ -4522,7 +4522,7 @@
       <w:r>
         <w:drawing>
           <wp:inline>
-            <wp:extent cx="3600000" cy="2358260"/>
+            <wp:extent cx="2520000" cy="1650782"/>
             <wp:effectExtent b="0" l="0" r="0" t="0"/>
             <wp:docPr descr="" title="" id="45" name="Picture"/>
             <a:graphic>
@@ -4543,7 +4543,7 @@
                   <pic:spPr bwMode="auto">
                     <a:xfrm>
                       <a:off x="0" y="0"/>
-                      <a:ext cx="3600000" cy="2358260"/>
+                      <a:ext cx="2520000" cy="1650782"/>
                     </a:xfrm>
                     <a:prstGeom prst="rect">
                       <a:avLst/>
@@ -5111,7 +5111,7 @@
       <w:r>
         <w:drawing>
           <wp:inline>
-            <wp:extent cx="3240000" cy="4152676"/>
+            <wp:extent cx="1572923" cy="2015999"/>
             <wp:effectExtent b="0" l="0" r="0" t="0"/>
             <wp:docPr descr="" title="" id="50" name="Picture"/>
             <a:graphic>
@@ -5132,7 +5132,7 @@
                   <pic:spPr bwMode="auto">
                     <a:xfrm>
                       <a:off x="0" y="0"/>
-                      <a:ext cx="3240000" cy="4152676"/>
+                      <a:ext cx="1572923" cy="2015999"/>
                     </a:xfrm>
                     <a:prstGeom prst="rect">
                       <a:avLst/>
@@ -6119,7 +6119,7 @@
       <w:r>
         <w:drawing>
           <wp:inline>
-            <wp:extent cx="3600000" cy="2392258"/>
+            <wp:extent cx="2520000" cy="1674580"/>
             <wp:effectExtent b="0" l="0" r="0" t="0"/>
             <wp:docPr descr="" title="" id="56" name="Picture"/>
             <a:graphic>
@@ -6140,7 +6140,7 @@
                   <pic:spPr bwMode="auto">
                     <a:xfrm>
                       <a:off x="0" y="0"/>
-                      <a:ext cx="3600000" cy="2392258"/>
+                      <a:ext cx="2520000" cy="1674580"/>
                     </a:xfrm>
                     <a:prstGeom prst="rect">
                       <a:avLst/>
